--- a/example_articles/states/New Jersey/5.states_New Jersey_Other_publisher.docx
+++ b/example_articles/states/New Jersey/5.states_New Jersey_Other_publisher.docx
@@ -27,17 +27,17 @@
     </w:p>
     <w:p>
       <w:r>
-        <w:t>Source File: Other publishers/Files (500) (22).DOCX</w:t>
+        <w:t>Source file: Other publishers/Files (500) (22).DOCX</w:t>
       </w:r>
     </w:p>
     <w:p>
       <w:r>
-        <w:t>Raw locations result: ['New Jersey']</w:t>
+        <w:t>Raw locations result, 'locations': ['New Jersey']</w:t>
       </w:r>
     </w:p>
     <w:p>
       <w:r>
-        <w:t>states_stand_flat (Standardized): New Jersey</w:t>
+        <w:t>Standardized locations result, 'states_stand_flat': New Jersey</w:t>
       </w:r>
     </w:p>
     <w:p>

--- a/example_articles/states/New Jersey/5.states_New Jersey_Other_publisher.docx
+++ b/example_articles/states/New Jersey/5.states_New Jersey_Other_publisher.docx
@@ -7,7 +7,7 @@
         <w:pStyle w:val="Heading1"/>
       </w:pPr>
       <w:r>
-        <w:t>Cocaine 'godfather' gives up // Escobar may run his cartel from prison</w:t>
+        <w:t>New Jersey Democrat fights welfare 'slavery'</w:t>
       </w:r>
     </w:p>
     <w:p>
@@ -17,17 +17,17 @@
     </w:p>
     <w:p>
       <w:r>
-        <w:t>Date: 1991-06-20</w:t>
+        <w:t>Date: 1991-12-19</w:t>
       </w:r>
     </w:p>
     <w:p>
       <w:r>
-        <w:t>Section: NEWS; Pg. 6A</w:t>
+        <w:t>Section: NEWS; Pg. 9A</w:t>
       </w:r>
     </w:p>
     <w:p>
       <w:r>
-        <w:t>Source file: Other publishers/Files (500) (22).DOCX</w:t>
+        <w:t>Source file: Other publishers/Files (500) (14).DOCX</w:t>
       </w:r>
     </w:p>
     <w:p>
@@ -49,57 +49,39 @@
     </w:p>
     <w:p>
       <w:r>
-        <w:t>Cocaine ''godfather'' Pablo Escobar - personification of evil to some U.S. officials, but a hero to many of Colombia's poor - is finally behind bars.</w:t>
+        <w:t>Wayne Bryant sees welfare as ''modern-day slavery.''</w:t>
         <w:br/>
-        <w:t>Confirming speculation he'd turn himself in, Escobar, once listed by Forbes magazine as one of the world's wealthiest men, surrendered Wednesday to Colombian authorities.</w:t>
+        <w:t>''I can't tolerate the idea that people will enslave my people into poverty for the rest of their lives,''' says Bryant, a black New Jersey assemblyman.</w:t>
         <w:br/>
-        <w:t>U.S. Drug Enforcement Administration chief Robert Bonner hailed the arrest, calling Escobar, ''by all accounts the most powerful Colombian cocaine trafficker.''</w:t>
+        <w:t>''Somebody has to step up and challenge what is actually happening.''</w:t>
         <w:br/>
-        <w:t>But drug experts predict little immediate effect on the drug trade. In fact, authorities suspect that Escobar will run his organization from prison.</w:t>
+        <w:t>That somebody is Bryant.</w:t>
         <w:br/>
-        <w:t>''This is a pyrrhic victory, both for the United States and for Colombia,'' says Raphael Perl, a Congressional Research Service drug-trade expert.</w:t>
+        <w:t>The Democratic leader in the Assembly has introduced a controversial bill that would revamp welfare in New Jersey, and which could become a model for other states.</w:t>
         <w:br/>
-        <w:t>Escobar, 42, architect of one of the world's most intricate smuggling networks, gave up his seven-year life on the run shortly after a government panel voted to ban extradition of drug traffickers under a new Colombian constitution.</w:t>
+        <w:t>The most debated proposal: to financially punish and reward certain behaviors.</w:t>
         <w:br/>
-        <w:t>''He's a very evil man, … a sort of demonic character,'' says former U.S. Customs Commissioner William von Raab.</w:t>
+        <w:t>For example, it allows women to keep a higher level of benefits if they're married - now, women on welfare who marry lose some benefits - but cuts extra benefits to welfare mothers who have more children.</w:t>
         <w:br/>
-        <w:t>Escobar, who amassed a fortune estimated at more than $ 2 billion, devoted himself to crime - starting as a teen-ager stealing gravestones, sanding them and then reselling them.</w:t>
+        <w:t>Many say that's wrong.</w:t>
         <w:br/>
-        <w:t>Born to a working-class family, he wasn't content with heading the notorious Medellin drug cartel, at one time the supplier of up to 80% of the USA's cocaine. Power became his personal obsession - leading him, for example, to employ his money and influence to get elected to Colombia's congress in 1982 as an alternate representative from his hometown of Envigado.</w:t>
+        <w:t>''It seems punitive to penalize a child for parent behavior with absolutely no reason to believe that penalty will moderate the parent's behavior,'' says Nancy Ebb of the Children's Defense Fund.</w:t>
         <w:br/>
-        <w:t>''He was a rather foolish man who went on an ego trip,'' says Von Raab. ''That got the better of him.''</w:t>
+        <w:t>''We don't have a runaway birth rate'' anyway, she says: a typical welfare family has one or two children.</w:t>
         <w:br/>
-        <w:t>Pushed out of office by a no-nonsense justice minister and a crusading newspaper publisher, Escobar hired young killers to murder them in 1984, authorities say. The Escobar-linked assassination of a leading presidential candidate in 1989 led to an unprecedented anti-drug crackdown by Colombian authorities.</w:t>
+        <w:t>Bryant's bill - which comes up for debate next month - also would provide up to two years of child-care and health-care benefits to welfare recipients after they get a job. Federal law currently provides one year.</w:t>
         <w:br/>
-        <w:t>In vengeance, the portly, soft-spoken Escobar declared all-out war against the government. Colombian officials say he orchestrated a campaign of terror that included a series of bombing that killed nearly 300 people in 1989 and 1990.</w:t>
+        <w:t>''It gives people an honest shot to make it in the working-class world,'' says Bryant.</w:t>
         <w:br/>
-        <w:t>Escobar's flip side was that of benefactor, a modern-day ''Robin Hood'' to the poor. He financed roads and street lights and built 1,000 low-income housing units, part of what he called his ''Medellin Without Slums'' campaign.</w:t>
+        <w:t>In addition, the bill pushes education and vocational training to all adult welfare recipients; single men now can't get that training.</w:t>
         <w:br/>
-        <w:t>Escobar accepted a government offer of lenient treatment, including reduced jail sentences, in exchange for turning himself in.</w:t>
-        <w:br/>
-        <w:t>''He kept his word,'' said Jorge Mesa, former mayor of Envigado, site of the prison built for him. ''The world can now rest, because peace is breaking out in Columbia.''</w:t>
-        <w:br/>
-        <w:t>But Escobar can rest a little easier, too, secure in the knowledge that he likely won't be extradited to face nine indictments in the USA.</w:t>
-        <w:br/>
-        <w:t>Even as a convict, Escobar will live in style - in a specially built, rambling brick building with a red-tile roof. The building, near Medellin, has been dubbed a ''five star prison'' by the Colombian media.</w:t>
+        <w:t>Says Bryant, ''Education is the key if you're trying to take people out of poverty.''</w:t>
         <w:br/>
         <w:br/>
         <w:t>Notes</w:t>
         <w:br/>
         <w:br/>
-        <w:t>THE COLOMBIAN CONNECTION; See sidebar; Cali cartel takes over 'in big way'</w:t>
-        <w:br/>
-        <w:br/>
-        <w:t>Graphic</w:t>
-        <w:br/>
-        <w:br/>
-        <w:t xml:space="preserve"> </w:t>
-        <w:br/>
-        <w:t>GRAPHIC; b/w, Keith Carter, USA TODAY (Map, Colombia); PHOTO; b/w, Felipe Amilibia, Agence France-Presse; PHOTO; b/w, AP</w:t>
-        <w:br/>
-        <w:t xml:space="preserve"> </w:t>
-        <w:br/>
-        <w:t>CUTLINE: KINGPIN: Billionaire drug dealer Pablo Escobar, left, at a 1983 soccer game with a bodyguard. He surrendered Wednesday. CUTLINE: NEW HOME: Drug kingpin Pablo Escobar is being held in this high- security prison 11 miles from his headquarters in Medellin. He was flown there by helicopter after his surrender.</w:t>
+        <w:t>HELPING THE NEEDY; REFORMING WELFARE</w:t>
       </w:r>
     </w:p>
     <w:sectPr>

--- a/example_articles/states/New Jersey/5.states_New Jersey_Other_publisher.docx
+++ b/example_articles/states/New Jersey/5.states_New Jersey_Other_publisher.docx
@@ -7,7 +7,7 @@
         <w:pStyle w:val="Heading1"/>
       </w:pPr>
       <w:r>
-        <w:t>New Jersey Democrat fights welfare 'slavery'</w:t>
+        <w:t>Suspicion of roots of redevelopment</w:t>
       </w:r>
     </w:p>
     <w:p>
@@ -17,17 +17,17 @@
     </w:p>
     <w:p>
       <w:r>
-        <w:t>Date: 1991-12-19</w:t>
+        <w:t>Date: 2003-10-02</w:t>
       </w:r>
     </w:p>
     <w:p>
       <w:r>
-        <w:t>Section: NEWS; Pg. 9A</w:t>
+        <w:t>Section: SOUTH JERSEY; Pg. B01</w:t>
       </w:r>
     </w:p>
     <w:p>
       <w:r>
-        <w:t>Source file: Other publishers/Files (500) (14).DOCX</w:t>
+        <w:t>Source file: Other publishers/Files (500) (20).DOCX</w:t>
       </w:r>
     </w:p>
     <w:p>
@@ -49,39 +49,83 @@
     </w:p>
     <w:p>
       <w:r>
-        <w:t>Wayne Bryant sees welfare as ''modern-day slavery.''</w:t>
+        <w:t>I've seen some blighted neighborhoods in my day, but none like the one they're fighting about in Ventnor.</w:t>
         <w:br/>
-        <w:t>''I can't tolerate the idea that people will enslave my people into poverty for the rest of their lives,''' says Bryant, a black New Jersey assemblyman.</w:t>
+        <w:t>Tree-lined streets, with neatly trimmed lawns. Flowers and flags out front. "Proud to be an American" signs hanging on the front door, Indian saris drying on the back porch.</w:t>
         <w:br/>
-        <w:t>''Somebody has to step up and challenge what is actually happening.''</w:t>
+        <w:t>And "for sale" signs, on properties with price tags of up to $325,000.</w:t>
         <w:br/>
-        <w:t>That somebody is Bryant.</w:t>
+        <w:t>This is what Ventnor defines as dilapidated and in need of demolition?</w:t>
         <w:br/>
-        <w:t>The Democratic leader in the Assembly has introduced a controversial bill that would revamp welfare in New Jersey, and which could become a model for other states.</w:t>
+        <w:t>This is where city officials are offering owners thousands to boot tenants and go back to seasonal-only rentals as a way to reduce dreaded density?</w:t>
         <w:br/>
-        <w:t>The most debated proposal: to financially punish and reward certain behaviors.</w:t>
+        <w:t>Yes, city officials sigh. Isn't it awful?</w:t>
         <w:br/>
-        <w:t>For example, it allows women to keep a higher level of benefits if they're married - now, women on welfare who marry lose some benefits - but cuts extra benefits to welfare mothers who have more children.</w:t>
+        <w:t>And if a lot of the folks who will be kicked to the curb in the process just happen to be low-income, hardworking and Hispanic, well, that's just a crazy coincidence.</w:t>
         <w:br/>
-        <w:t>Many say that's wrong.</w:t>
+        <w:t>Unless it's really, in the words of one opponent, a not-so-subtle form of "economic ethnic cleansing."</w:t>
         <w:br/>
-        <w:t>''It seems punitive to penalize a child for parent behavior with absolutely no reason to believe that penalty will moderate the parent's behavior,'' says Nancy Ebb of the Children's Defense Fund.</w:t>
+        <w:t>So much for stress-free living down the Shore. In Ventnor, summer turned to fall and laughter to lawsuits.</w:t>
         <w:br/>
-        <w:t>''We don't have a runaway birth rate'' anyway, she says: a typical welfare family has one or two children.</w:t>
+        <w:t>All over the city's plan to spruce up a neighborhood that, anywhere else on the planet, would already seem plenty spruced.</w:t>
         <w:br/>
-        <w:t>Bryant's bill - which comes up for debate next month - also would provide up to two years of child-care and health-care benefits to welfare recipients after they get a job. Federal law currently provides one year.</w:t>
+        <w:t>Home, for whom?</w:t>
         <w:br/>
-        <w:t>''It gives people an honest shot to make it in the working-class world,'' says Bryant.</w:t>
+        <w:t>Ventnor measures just two square miles. Yet nearly 13,000 people call it home, making it the most densely populated city in all of Atlantic County.</w:t>
         <w:br/>
-        <w:t>In addition, the bill pushes education and vocational training to all adult welfare recipients; single men now can't get that training.</w:t>
+        <w:t>Especially in the area closest to Atlantic City, a working-class community of longtimers, beach lovers and and recent immigrants hopping the jitney to jobs as casino cooks, dishwashers and maids.</w:t>
         <w:br/>
-        <w:t>Says Bryant, ''Education is the key if you're trying to take people out of poverty.''</w:t>
+        <w:t>In Ventnor, the Hispanic, Indian and Asian newcomers crowd into single-family homes carved up into multifamily apartments. The rents are affordable, the area safe.</w:t>
         <w:br/>
+        <w:t>All of which makes Ventnor's plans to "redevelop" the 26-block area - and demolish 17 buildings - seem suspicious.</w:t>
         <w:br/>
-        <w:t>Notes</w:t>
+        <w:t>Officially, the officials say they are acting in the name of progress.</w:t>
         <w:br/>
+        <w:t>Paying owners $12,000 to $22,000 to convert to summer-only rentals will ease crowded conditions, the mayor and others insist.</w:t>
         <w:br/>
-        <w:t>HELPING THE NEEDY; REFORMING WELFARE</w:t>
+        <w:t>And bulldozing other buildings will jump-start investment - even if a rumored replacement, an assisted-living facility, belies the anti-density argument.</w:t>
+        <w:br/>
+        <w:t>For the life of him, Ventnor's city solicitor, John Scott Abbott, can't understand why residents aren't rejoicing over redevelopment.</w:t>
+        <w:br/>
+        <w:t>He cites damp basement apartments with low ceilings as signs of inhospitable living conditions.</w:t>
+        <w:br/>
+        <w:t>And he claims that some of the 90-year-old houses have "outlived their useful life" - a laughable statement to those of us living elsewhere in 200-year-old homes.</w:t>
+        <w:br/>
+        <w:t>"We're not trying to force people out," Abbott insists. "We're trying to provide a better quality of life for everybody."</w:t>
+        <w:br/>
+        <w:t>Do the math</w:t>
+        <w:br/>
+        <w:t>By "better quality of life," of course, he means a life lived someplace else.</w:t>
+        <w:br/>
+        <w:t>And by "everybody," does he mean everybody but Hispanics?</w:t>
+        <w:br/>
+        <w:t>It sure looks that way to the Hispanic Alliance of Atlantic County.</w:t>
+        <w:br/>
+        <w:t>The group filed a lawsuit alleging that Ventnor's redevelopment plans are a ploy to push Hispanics out of town.</w:t>
+        <w:br/>
+        <w:t>Census figures prove it, they say.</w:t>
+        <w:br/>
+        <w:t>Seventeen percent of the city's population is Hispanic. Forty percent of them live in the area earmarked for redevelopment and rental conversions.</w:t>
+        <w:br/>
+        <w:t>A third of all the people living in the targeted area are Hispanic.</w:t>
+        <w:br/>
+        <w:t>And almost half of the rentals in that area are occupied by Hispanics.</w:t>
+        <w:br/>
+        <w:t>"The numbers speak for themselves," says Bert Lopez, the group's president. "Whether intentional or not, they're reducing Latinos."</w:t>
+        <w:br/>
+        <w:t>Fellow opponent Richard Gobel offers a less diplomatic assessment. He calls it "economic ethnic cleansing."</w:t>
+        <w:br/>
+        <w:t>Gobel is so upset that he is leading his own lawsuit - even though his home isn't on the demolition list.</w:t>
+        <w:br/>
+        <w:t>If the city takes his neighbors' houses against their will, who's to say his won't be next?</w:t>
+        <w:br/>
+        <w:t>To Gobel, it's about common sense.</w:t>
+        <w:br/>
+        <w:t>Common sense says the neighborhood isn't blighted. Common sense says it is an ethnic melting pot.</w:t>
+        <w:br/>
+        <w:t>And common sense tells him there is something more sinister at the root of this redevelopment than anyone at City Hall will ever admit to.</w:t>
+        <w:br/>
+        <w:t>Monica Yant Kinney writes Sunday, Tuesday and Thursday. Reach her at 856-779-3914 or myant@phillynews.com.</w:t>
       </w:r>
     </w:p>
     <w:sectPr>
